--- a/브라질 변호사/1부/1부_11화_석방의_날.docx
+++ b/브라질 변호사/1부/1부_11화_석방의_날.docx
@@ -62,7 +62,7 @@
           <w:i w:val="0"/>
           <w:sz w:val="22"/>
         </w:rPr>
-        <w:t>2015년 11월 셋째 주. 10화 구치소 면회와 루시아와의 첫 통화로부터 약 3주 뒤, 세베리누 구금 6주째(10월 8일 새벽 체포로부터 42일). 그사이 하파는 상파울루에서 프라두 항소 답변서를 제출하고 주말마다 노바 카라자이를 오갔다. 장면 1~2는 화요일 새벽과 오전, 장면 3~5는 화요일 오후~수요일, 장면 6~10은 목요일(심리·석방·그날 밤). 6화에서 하파가 봉인한 ‘비지아’ 표적 목록, 9화 브랑당이 건넨 ‘증인 매수’ 자료, 10화에서 찾은 2013년 보고서가 한자리에 모인다.</w:t>
+        <w:t>2015년 11월 셋째 주. 10화 구치소 면회와 루시아와의 첫 통화로부터 약 3주 뒤, 세베리누 구금 6주째(10월 8일 새벽 체포로부터 42일). 그사이 하파는 상파울루에서 프라두 항소 답변서를 제출하고 주말마다 노바 카라자이를 오갔다. 장면 1~2는 화요일 새벽과 오전, 장면 3~5는 화요일 오후~수요일, 장면 6~10은 목요일(심리·석방·그날 밤). 6화에서 하파가 봉인한 ‘비지아’ 표적 목록, 9화 브랑당이 건넨 ‘증인 매수’ 자료, 10화에서 찾은 2013년 보고서가 한자리에 모인다. 녹취가 실제 통화 시간보다 짧다는 단서는 10화 면회에서 세베리누가 직접 짚어 준 것이다.</w:t>
       </w:r>
     </w:p>
     <w:p>
@@ -1218,7 +1218,7 @@
           <w:i w:val="0"/>
           <w:sz w:val="22"/>
         </w:rPr>
-        <w:t>É grampo ilegal editado. As transcrições cortam o trecho em que o Severino diz ao Genésio que não pode pagar nada. Eu não tenho o áudio, mas tenho o tempo: a ligação de doze de agosto durou nove minutos. A transcrição tem dois.</w:t>
+        <w:t>É grampo ilegal editado. As transcrições cortam o trecho em que o Severino diz ao Genésio que não pode pagar nada. Eu não tenho o áudio, mas tenho o tempo. Foi o próprio Severino que me mandou procurar, no parlatório: a ligação de doze de agosto durou nove minutos. A transcrição tem dois.</w:t>
       </w:r>
     </w:p>
     <w:p>

--- a/브라질 변호사/1부/1부_11화_석방의_날.docx
+++ b/브라질 변호사/1부/1부_11화_석방의_날.docx
@@ -36,7 +36,7 @@
           <w:i w:val="0"/>
           <w:sz w:val="22"/>
         </w:rPr>
-        <w:t>하파엘 ‘하파’ 멘지스(케이로스 타바리스 시니어 어소시에이트) / 루시아 폰치스(«Folha do Tapirá» 탐사기자) / 세베리누 아우부케르키(노변호사, 구금 6주째) / 조라이지 페레이라(세베리누의 35년 지기) / 오타비우 린스(하파의 동기·동료, 전화) / 아우렐리우 브랑당 장군(‘리스크 정보’ 업체의 그림자 고문, 전화) / 레오노르 케이로스(대표 파트너, 전화) / 주란지르 파셰쿠(세베리누의 변호인, 10화에서 이름만 언급) / 엘레나 아우바누 판사(노바 카라자이 형사법원, 신규) / 바그네르 레이치 검사(9화의 노바 카라자이 지청 검사) / 이라니(구금센터 간호조무사, 신규) / 도나 클레이지(빵집 주인, 신규) / 응급실 의사</w:t>
+        <w:t>하파엘 ‘하파’ 멘지스(케이로스 타바리스 시니어 어소시에이트) / 루시아 폰치스(«Folha do Tapirá» 탐사기자) / 세베리누 아우부케르키(노변호사, 구금 6주째) / 조라이지 페레이라(세베리누의 35년 지기) / 오타비우 린스(하파의 동기·동료, 전화) / 아우렐리우 브랑당 장군(‘리스크 정보’ 업체의 그림자 고문, 전화) / 레오노르 케이로스(대표 파트너, 전화) / 주란지르 파셰쿠(세베리누의 변호인, 10화에서 이름만 언급) / 헬레나 아우바누 판사(노바 카라자이 형사법원, 신규) / 바그네르 레이치 검사(9화의 노바 카라자이 지청 검사) / 이라니(구금센터 간호조무사, 신규) / 도나 클레이지(빵집 주인, 신규) / 응급실 의사</w:t>
       </w:r>
     </w:p>
     <w:p>
